--- a/src/Parchment.Tests/NaughtyStringsTests.DocxFilterMarkdown.verified.docx
+++ b/src/Parchment.Tests/NaughtyStringsTests.DocxFilterMarkdown.verified.docx
@@ -2944,7 +2944,7 @@
       </w:r>
     </w:p>
     <w:p>
-      <w:hyperlink xmlns:r="http://schemas.openxmlformats.org/officeDocument/2006/relationships" r:id="DeterministicId3">
+      <w:hyperlink xmlns:r="http://schemas.openxmlformats.org/officeDocument/2006/relationships" r:id="DeterministicId2">
         <w:r>
           <w:rPr>
             <w:rStyle w:val="Hyperlink"/>
@@ -3099,7 +3099,7 @@
       <w:r>
         <w:t xml:space="preserve">()</w:t>
       </w:r>
-      <w:hyperlink xmlns:r="http://schemas.openxmlformats.org/officeDocument/2006/relationships" r:id="DeterministicId2">
+      <w:hyperlink xmlns:r="http://schemas.openxmlformats.org/officeDocument/2006/relationships" r:id="DeterministicId1">
         <w:r>
           <w:rPr>
             <w:rStyle w:val="Hyperlink"/>

--- a/src/Parchment.Tests/NaughtyStringsTests.DocxFilterMarkdown.verified.docx
+++ b/src/Parchment.Tests/NaughtyStringsTests.DocxFilterMarkdown.verified.docx
@@ -353,7 +353,7 @@
         <w:rPr>
           <w:i/>
         </w:rPr>
-        <w:t xml:space="preserve">'&gt;&lt;script&gt;\xC2\xA0javascript:alert(164)&lt;/script&gt; | &lt;img \x00src=x onerror="alert(165)"&gt; | &lt;img \x47src=x onerror="javascript:alert(166)"&gt; | &lt;img \x11src=x onerror="javascript:alert(167)"&gt; | &lt;img \x12src=x onerror="javascript:alert(168)"&gt; | &lt;img\x47src=x onerror="javascript:alert(169)"&gt; | &lt;img\x10src=x onerror="javascript:alert(170)"&gt; | &lt;img\x13src=x onerror="javascript:alert(171)"&gt; | &lt;img\x32src=x onerror="javascript:alert(172)"&gt; | &lt;img\x47src=x onerror="javascript:alert(173)"&gt; | &lt;img\x11src=x onerror="javascript:alert(174)"&gt; | &lt;img \x47src=x onerror="javascript:alert(175)"&gt; | &lt;img \x34src=x onerror="javascript:alert(176)"&gt; | &lt;img \x39src=x onerror="javascript:alert(177)"&gt; | &lt;img \x00src=x onerror="javascript:alert(178)"&gt; | &lt;img src\x09=x onerror="javascript:alert(179)"&gt; | &lt;img src\x10=x onerror="javascript:alert(180)"&gt; | &lt;img src\x13=x onerror="javascript:alert(181)"&gt; | &lt;img src\x32=x onerror="javascript:alert(182)"&gt; | &lt;img src\x12=x onerror="javascript:alert(183)"&gt; | &lt;img src\x11=x onerror="javascript:alert(184)"&gt; | &lt;img src\x00=x onerror="javascript:alert(185)"&gt; | &lt;img src\x47=x onerror="javascript:alert(186)"&gt; | &lt;img src=x\x09onerror="javascript:alert(187)"&gt; | &lt;img src=x\x10onerror="javascript:alert(188)"&gt; | &lt;img src=x\x11onerror="javascript:alert(189)"&gt; | &lt;img src=x\x12onerror="javascript:alert(190)"&gt; | &lt;img src=x\x13onerror="javascript:alert(191)"&gt; | &lt;img[a]b][c]src[d]=x[e]onerror=[f]"alert(192)"&gt; | &lt;img src=x onerror=\x09"javascript:alert(193)"&gt; | &lt;img src=x onerror=\x10"javascript:alert(194)"&gt; | &lt;img src=x onerror=\x11"javascript:alert(195)"&gt; | &lt;img src=x onerror=\x12"javascript:alert(196)"&gt; | &lt;img src=x onerror=\x32"javascript:alert(197)"&gt; | &lt;img src=x onerror=\x00"javascript:alert(198)"&gt; | &lt;a href=java&amp;#1&amp;#2&amp;#3&amp;#4&amp;#5&amp;#6&amp;#7&amp;#8&amp;#11&amp;#12script:javascript:alert(199)&gt;XXX&lt;/a&gt; | &lt;img src=“x</w:t>
+        <w:t xml:space="preserve">'&gt;&lt;script&gt;\xC2\xA0javascript:alert(164)&lt;/script&gt; | &lt;img \x00src=x onerror="alert(165)"&gt; | &lt;img \x47src=x onerror="javascript:alert(166)"&gt; | &lt;img \x11src=x onerror="javascript:alert(167)"&gt; | &lt;img \x12src=x onerror="javascript:alert(168)"&gt; | &lt;img\x47src=x onerror="javascript:alert(169)"&gt; | &lt;img\x10src=x onerror="javascript:alert(170)"&gt; | &lt;img\x13src=x onerror="javascript:alert(171)"&gt; | &lt;img\x32src=x onerror="javascript:alert(172)"&gt; | &lt;img\x47src=x onerror="javascript:alert(173)"&gt; | &lt;img\x11src=x onerror="javascript:alert(174)"&gt; | &lt;img \x47src=x onerror="javascript:alert(175)"&gt; | &lt;img \x34src=x onerror="javascript:alert(176)"&gt; | &lt;img \x39src=x onerror="javascript:alert(177)"&gt; | &lt;img \x00src=x onerror="javascript:alert(178)"&gt; | &lt;img src\x09=x onerror="javascript:alert(179)"&gt; | &lt;img src\x10=x onerror="javascript:alert(180)"&gt; | &lt;img src\x13=x onerror="javascript:alert(181)"&gt; | &lt;img src\x32=x onerror="javascript:alert(182)"&gt; | &lt;img src\x12=x onerror="javascript:alert(183)"&gt; | &lt;img src\x11=x onerror="javascript:alert(184)"&gt; | &lt;img src\x00=x onerror="javascript:alert(185)"&gt; | &lt;img src\x47=x onerror="javascript:alert(186)"&gt; | &lt;img src=x\x09onerror="javascript:alert(187)"&gt; | &lt;img src=x\x10onerror="javascript:alert(188)"&gt; | &lt;img src=x\x11onerror="javascript:alert(189)"&gt; | &lt;img src=x\x12onerror="javascript:alert(190)"&gt; | &lt;img src=x\x13onerror="javascript:alert(191)"&gt; | &lt;img[a][b][c]src[d]=x[e]onerror=[f]"alert(192)"&gt; | &lt;img src=x onerror=\x09"javascript:alert(193)"&gt; | &lt;img src=x onerror=\x10"javascript:alert(194)"&gt; | &lt;img src=x onerror=\x11"javascript:alert(195)"&gt; | &lt;img src=x onerror=\x12"javascript:alert(196)"&gt; | &lt;img src=x onerror=\x32"javascript:alert(197)"&gt; | &lt;img src=x onerror=\x00"javascript:alert(198)"&gt; | &lt;a href=java&amp;#1&amp;#2&amp;#3&amp;#4&amp;#5&amp;#6&amp;#7&amp;#8&amp;#11&amp;#12script:javascript:alert(199)&gt;XXX&lt;/a&gt; | &lt;img src=“x</w:t>
       </w:r>
       <w:r>
         <w:rPr>
@@ -422,7 +422,7 @@
         <w:t xml:space="preserve">; } &gt;</w:t>
       </w:r>
       <w:r>
-        <w:t xml:space="preserve">[$($())] { touch /tmp/blns.shellshock2.fail; } | &lt;&lt;&lt; %s(un='%s’) = %u | +++ATH0 | CON | PRN | AUX | CLOCK$ | NUL | A: | ZZ: | COM1 | LPT1 | LPT2 | LPT3 | COM2 | COM3 | COM4 | DCC SEND STARTKEYLOGGER 0 0 0 | Scunthorpe General Hospital | Penistone Community Church | Lightwater Country Park | Jimmy Clitheroe | Horniman Museum | shitake mushrooms | RomansInSussex.co.uk | http://www.cum.qc.ca/ | Craig Cockburn, Software Specialist | Linda Callahan | Dr. Herman I. Libshitz | magna cum laude | Super Bowl XXX | medieval erection of parapets | evaluate | mocha | expression | Arsenal canal | classic | Tyson Gay | Dick Van Dyke | basement | If you're reading this, you've been in a coma for almost 20 years now. We're trying a new technique. We don't know where this message will end up in your dream, but we hope it works. Please wake up, we miss you. | Roses are 0;31mred0m, violets are 0;34mblue. Hope you enjoy terminal hue | But now...20Cfor my greatest trick...8m | The quick brown fox… [Beeeep] | Powerلُلُصّبُلُلصّبُررً ॣ ॣh ॣ ॣ冗 | 🏳0🌈️ | జ్ఞ‌ా | گچپژ | {% print ‘x’ * 64 * 1024**3 %} | {{ "".</w:t>
+        <w:t xml:space="preserve">[$($())] { touch /tmp/blns.shellshock2.fail; } | &lt;&lt;&lt; %s(un='%s’) = %u | +++ATH0 | CON | PRN | AUX | CLOCK$ | NUL | A: | ZZ: | COM1 | LPT1 | LPT2 | LPT3 | COM2 | COM3 | COM4 | DCC SEND STARTKEYLOGGER 0 0 0 | Scunthorpe General Hospital | Penistone Community Church | Lightwater Country Park | Jimmy Clitheroe | Horniman Museum | shitake mushrooms | RomansInSussex.co.uk | http://www.cum.qc.ca/ | Craig Cockburn, Software Specialist | Linda Callahan | Dr. Herman I. Libshitz | magna cum laude | Super Bowl XXX | medieval erection of parapets | evaluate | mocha | expression | Arsenal canal | classic | Tyson Gay | Dick Van Dyke | basement | If you're reading this, you've been in a coma for almost 20 years now. We're trying a new technique. We don't know where this message will end up in your dream, but we hope it works. Please wake up, we miss you. | Roses are [0;31mred[0m, violets are [0;34mblue. Hope you enjoy terminal hue | But now...[20Cfor my greatest trick...[8m | The quick brown fox… [Beeeep] | Powerلُلُصّبُلُلصّبُررً ॣ ॣh ॣ ॣ冗 | 🏳0🌈️ | జ్ఞ‌ా | گچپژ | {% print ‘x’ * 64 * 1024**3 %} | {{ "".</w:t>
       </w:r>
       <w:r>
         <w:rPr>
@@ -1510,7 +1510,7 @@
     <w:p/>
     <w:p>
       <w:r>
-        <w:t xml:space="preserve">scriptalert(1);/script</w:t>
+        <w:t xml:space="preserve">&lt;script&gt;alert('1');&lt;/script&gt;</w:t>
       </w:r>
     </w:p>
     <w:p/>
@@ -2461,7 +2461,7 @@
     </w:p>
     <w:p>
       <w:r>
-        <w:t xml:space="preserve">&lt;img[a]b][c]src[d]=x[e]onerror=[f]"alert(192)"&gt;</w:t>
+        <w:t xml:space="preserve">&lt;img[a][b][c]src[d]=x[e]onerror=[f]"alert(192)"&gt;</w:t>
       </w:r>
     </w:p>
     <w:p>
@@ -3030,12 +3030,12 @@
     </w:p>
     <w:p>
       <w:r>
-        <w:t xml:space="preserve">Roses are 0;31mred0m, violets are 0;34mblue. Hope you enjoy terminal hue</w:t>
-      </w:r>
-    </w:p>
-    <w:p>
-      <w:r>
-        <w:t xml:space="preserve">But now...20Cfor my greatest trick...8m</w:t>
+        <w:t xml:space="preserve">Roses are [0;31mred[0m, violets are [0;34mblue. Hope you enjoy terminal hue</w:t>
+      </w:r>
+    </w:p>
+    <w:p>
+      <w:r>
+        <w:t xml:space="preserve">But now...[20Cfor my greatest trick...[8m</w:t>
       </w:r>
     </w:p>
     <w:p>

--- a/src/Parchment.Tests/NaughtyStringsTests.DocxFilterMarkdown.verified.docx
+++ b/src/Parchment.Tests/NaughtyStringsTests.DocxFilterMarkdown.verified.docx
@@ -1510,7 +1510,7 @@
     <w:p/>
     <w:p>
       <w:r>
-        <w:t xml:space="preserve">scriptalert(1);/script</w:t>
+        <w:t xml:space="preserve">&lt;script&gt;alert('1');&lt;/script&gt;</w:t>
       </w:r>
     </w:p>
     <w:p/>

--- a/src/Parchment.Tests/NaughtyStringsTests.DocxFilterMarkdown.verified.docx
+++ b/src/Parchment.Tests/NaughtyStringsTests.DocxFilterMarkdown.verified.docx
@@ -449,18 +449,7 @@
         <w:t xml:space="preserve">subclasses</w:t>
       </w:r>
       <w:r>
-        <w:t xml:space="preserve">()</w:t>
-      </w:r>
-      <w:hyperlink xmlns:r="http://schemas.openxmlformats.org/officeDocument/2006/relationships" r:id="DeterministicId1">
-        <w:r>
-          <w:rPr>
-            <w:rStyle w:val="Hyperlink"/>
-          </w:rPr>
-          <w:t xml:space="preserve">40</w:t>
-        </w:r>
-      </w:hyperlink>
-      <w:r>
-        <w:t xml:space="preserve">.read() }} | En dash – | Em dash — | Horizontal bar ― | Figure dash ‒ | Swung dash ⁓ | Single opening quote ‘ | Single closing quote ’ | Double opening quote “ | Double closing quote ” | Copyright © | Registered ® | Trademark ™ | Section § | Paragraph ¶ | Ellipsis … | Optional hyphen ¬ | Non-breaking hyphen ߛ | Em space ߓ | En space ߒ | Quarter space ߕ</w:t>
+        <w:t xml:space="preserve">()40 ("/etc/passwd").read() }} | En dash – | Em dash — | Horizontal bar ― | Figure dash ‒ | Swung dash ⁓ | Single opening quote ‘ | Single closing quote ’ | Double opening quote “ | Double closing quote ” | Copyright © | Registered ® | Trademark ™ | Section § | Paragraph ¶ | Ellipsis … | Optional hyphen ¬ | Non-breaking hyphen ߛ | Em space ߓ | En space ߒ | Quarter space ߕ</w:t>
       </w:r>
     </w:p>
     <w:p>
@@ -2944,7 +2933,7 @@
       </w:r>
     </w:p>
     <w:p>
-      <w:hyperlink xmlns:r="http://schemas.openxmlformats.org/officeDocument/2006/relationships" r:id="DeterministicId2">
+      <w:hyperlink xmlns:r="http://schemas.openxmlformats.org/officeDocument/2006/relationships" r:id="DeterministicId1">
         <w:r>
           <w:rPr>
             <w:rStyle w:val="Hyperlink"/>
@@ -3097,18 +3086,7 @@
         <w:t xml:space="preserve">subclasses</w:t>
       </w:r>
       <w:r>
-        <w:t xml:space="preserve">()</w:t>
-      </w:r>
-      <w:hyperlink xmlns:r="http://schemas.openxmlformats.org/officeDocument/2006/relationships" r:id="DeterministicId1">
-        <w:r>
-          <w:rPr>
-            <w:rStyle w:val="Hyperlink"/>
-          </w:rPr>
-          <w:t xml:space="preserve">40</w:t>
-        </w:r>
-      </w:hyperlink>
-      <w:r>
-        <w:t xml:space="preserve">.read() }}</w:t>
+        <w:t xml:space="preserve">()40 ("/etc/passwd").read() }}</w:t>
       </w:r>
     </w:p>
     <w:p>

--- a/src/Parchment.Tests/NaughtyStringsTests.DocxFilterMarkdown.verified.docx
+++ b/src/Parchment.Tests/NaughtyStringsTests.DocxFilterMarkdown.verified.docx
@@ -744,6 +744,16 @@
       </w:r>
     </w:p>
     <w:p>
+      <w:pPr>
+        <w:pStyle w:val="ListParagraph"/>
+        <w:numPr>
+          <w:ilvl w:val="0"/>
+          <w:numId w:val="1"/>
+        </w:numPr>
+        <w:contextualSpacing/>
+      </w:pPr>
+    </w:p>
+    <w:p>
       <w:r>
         <w:t xml:space="preserve">-.</w:t>
       </w:r>
@@ -2664,6 +2674,16 @@
       <w:r>
         <w:t xml:space="preserve">_</w:t>
       </w:r>
+    </w:p>
+    <w:p>
+      <w:pPr>
+        <w:pStyle w:val="ListParagraph"/>
+        <w:numPr>
+          <w:ilvl w:val="0"/>
+          <w:numId w:val="2"/>
+        </w:numPr>
+        <w:contextualSpacing/>
+      </w:pPr>
     </w:p>
     <w:p>
       <w:r>

--- a/src/Parchment.Tests/NaughtyStringsTests.DocxFilterMarkdown.verified.docx
+++ b/src/Parchment.Tests/NaughtyStringsTests.DocxFilterMarkdown.verified.docx
@@ -353,7 +353,7 @@
         <w:rPr>
           <w:i/>
         </w:rPr>
-        <w:t xml:space="preserve">'&gt;&lt;script&gt;\xC2\xA0javascript:alert(164)&lt;/script&gt; | &lt;img \x00src=x onerror="alert(165)"&gt; | &lt;img \x47src=x onerror="javascript:alert(166)"&gt; | &lt;img \x11src=x onerror="javascript:alert(167)"&gt; | &lt;img \x12src=x onerror="javascript:alert(168)"&gt; | &lt;img\x47src=x onerror="javascript:alert(169)"&gt; | &lt;img\x10src=x onerror="javascript:alert(170)"&gt; | &lt;img\x13src=x onerror="javascript:alert(171)"&gt; | &lt;img\x32src=x onerror="javascript:alert(172)"&gt; | &lt;img\x47src=x onerror="javascript:alert(173)"&gt; | &lt;img\x11src=x onerror="javascript:alert(174)"&gt; | &lt;img \x47src=x onerror="javascript:alert(175)"&gt; | &lt;img \x34src=x onerror="javascript:alert(176)"&gt; | &lt;img \x39src=x onerror="javascript:alert(177)"&gt; | &lt;img \x00src=x onerror="javascript:alert(178)"&gt; | &lt;img src\x09=x onerror="javascript:alert(179)"&gt; | &lt;img src\x10=x onerror="javascript:alert(180)"&gt; | &lt;img src\x13=x onerror="javascript:alert(181)"&gt; | &lt;img src\x32=x onerror="javascript:alert(182)"&gt; | &lt;img src\x12=x onerror="javascript:alert(183)"&gt; | &lt;img src\x11=x onerror="javascript:alert(184)"&gt; | &lt;img src\x00=x onerror="javascript:alert(185)"&gt; | &lt;img src\x47=x onerror="javascript:alert(186)"&gt; | &lt;img src=x\x09onerror="javascript:alert(187)"&gt; | &lt;img src=x\x10onerror="javascript:alert(188)"&gt; | &lt;img src=x\x11onerror="javascript:alert(189)"&gt; | &lt;img src=x\x12onerror="javascript:alert(190)"&gt; | &lt;img src=x\x13onerror="javascript:alert(191)"&gt; | &lt;img[a]b][c]src[d]=x[e]onerror=[f]"alert(192)"&gt; | &lt;img src=x onerror=\x09"javascript:alert(193)"&gt; | &lt;img src=x onerror=\x10"javascript:alert(194)"&gt; | &lt;img src=x onerror=\x11"javascript:alert(195)"&gt; | &lt;img src=x onerror=\x12"javascript:alert(196)"&gt; | &lt;img src=x onerror=\x32"javascript:alert(197)"&gt; | &lt;img src=x onerror=\x00"javascript:alert(198)"&gt; | &lt;a href=java&amp;#1&amp;#2&amp;#3&amp;#4&amp;#5&amp;#6&amp;#7&amp;#8&amp;#11&amp;#12script:javascript:alert(199)&gt;XXX&lt;/a&gt; | &lt;img src=“x</w:t>
+        <w:t xml:space="preserve">'&gt;&lt;script&gt;\xC2\xA0javascript:alert(164)&lt;/script&gt; | &lt;img \x00src=x onerror="alert(165)"&gt; | &lt;img \x47src=x onerror="javascript:alert(166)"&gt; | &lt;img \x11src=x onerror="javascript:alert(167)"&gt; | &lt;img \x12src=x onerror="javascript:alert(168)"&gt; | &lt;img\x47src=x onerror="javascript:alert(169)"&gt; | &lt;img\x10src=x onerror="javascript:alert(170)"&gt; | &lt;img\x13src=x onerror="javascript:alert(171)"&gt; | &lt;img\x32src=x onerror="javascript:alert(172)"&gt; | &lt;img\x47src=x onerror="javascript:alert(173)"&gt; | &lt;img\x11src=x onerror="javascript:alert(174)"&gt; | &lt;img \x47src=x onerror="javascript:alert(175)"&gt; | &lt;img \x34src=x onerror="javascript:alert(176)"&gt; | &lt;img \x39src=x onerror="javascript:alert(177)"&gt; | &lt;img \x00src=x onerror="javascript:alert(178)"&gt; | &lt;img src\x09=x onerror="javascript:alert(179)"&gt; | &lt;img src\x10=x onerror="javascript:alert(180)"&gt; | &lt;img src\x13=x onerror="javascript:alert(181)"&gt; | &lt;img src\x32=x onerror="javascript:alert(182)"&gt; | &lt;img src\x12=x onerror="javascript:alert(183)"&gt; | &lt;img src\x11=x onerror="javascript:alert(184)"&gt; | &lt;img src\x00=x onerror="javascript:alert(185)"&gt; | &lt;img src\x47=x onerror="javascript:alert(186)"&gt; | &lt;img src=x\x09onerror="javascript:alert(187)"&gt; | &lt;img src=x\x10onerror="javascript:alert(188)"&gt; | &lt;img src=x\x11onerror="javascript:alert(189)"&gt; | &lt;img src=x\x12onerror="javascript:alert(190)"&gt; | &lt;img src=x\x13onerror="javascript:alert(191)"&gt; | &lt;img[a][b][c]src[d]=x[e]onerror=[f]"alert(192)"&gt; | &lt;img src=x onerror=\x09"javascript:alert(193)"&gt; | &lt;img src=x onerror=\x10"javascript:alert(194)"&gt; | &lt;img src=x onerror=\x11"javascript:alert(195)"&gt; | &lt;img src=x onerror=\x12"javascript:alert(196)"&gt; | &lt;img src=x onerror=\x32"javascript:alert(197)"&gt; | &lt;img src=x onerror=\x00"javascript:alert(198)"&gt; | &lt;a href=java&amp;#1&amp;#2&amp;#3&amp;#4&amp;#5&amp;#6&amp;#7&amp;#8&amp;#11&amp;#12script:javascript:alert(199)&gt;XXX&lt;/a&gt; | &lt;img src=“x</w:t>
       </w:r>
       <w:r>
         <w:rPr>
@@ -422,7 +422,7 @@
         <w:t xml:space="preserve">; } &gt;</w:t>
       </w:r>
       <w:r>
-        <w:t xml:space="preserve">[$($())] { touch /tmp/blns.shellshock2.fail; } | &lt;&lt;&lt; %s(un='%s’) = %u | +++ATH0 | CON | PRN | AUX | CLOCK$ | NUL | A: | ZZ: | COM1 | LPT1 | LPT2 | LPT3 | COM2 | COM3 | COM4 | DCC SEND STARTKEYLOGGER 0 0 0 | Scunthorpe General Hospital | Penistone Community Church | Lightwater Country Park | Jimmy Clitheroe | Horniman Museum | shitake mushrooms | RomansInSussex.co.uk | http://www.cum.qc.ca/ | Craig Cockburn, Software Specialist | Linda Callahan | Dr. Herman I. Libshitz | magna cum laude | Super Bowl XXX | medieval erection of parapets | evaluate | mocha | expression | Arsenal canal | classic | Tyson Gay | Dick Van Dyke | basement | If you're reading this, you've been in a coma for almost 20 years now. We're trying a new technique. We don't know where this message will end up in your dream, but we hope it works. Please wake up, we miss you. | Roses are 0;31mred0m, violets are 0;34mblue. Hope you enjoy terminal hue | But now...20Cfor my greatest trick...8m | The quick brown fox… [Beeeep] | Powerلُلُصّبُلُلصّبُررً ॣ ॣh ॣ ॣ冗 | 🏳0🌈️ | జ్ఞ‌ా | گچپژ | {% print ‘x’ * 64 * 1024**3 %} | {{ "".</w:t>
+        <w:t xml:space="preserve">[$($())] { touch /tmp/blns.shellshock2.fail; } | &lt;&lt;&lt; %s(un='%s’) = %u | +++ATH0 | CON | PRN | AUX | CLOCK$ | NUL | A: | ZZ: | COM1 | LPT1 | LPT2 | LPT3 | COM2 | COM3 | COM4 | DCC SEND STARTKEYLOGGER 0 0 0 | Scunthorpe General Hospital | Penistone Community Church | Lightwater Country Park | Jimmy Clitheroe | Horniman Museum | shitake mushrooms | RomansInSussex.co.uk | http://www.cum.qc.ca/ | Craig Cockburn, Software Specialist | Linda Callahan | Dr. Herman I. Libshitz | magna cum laude | Super Bowl XXX | medieval erection of parapets | evaluate | mocha | expression | Arsenal canal | classic | Tyson Gay | Dick Van Dyke | basement | If you're reading this, you've been in a coma for almost 20 years now. We're trying a new technique. We don't know where this message will end up in your dream, but we hope it works. Please wake up, we miss you. | Roses are [0;31mred[0m, violets are [0;34mblue. Hope you enjoy terminal hue | But now...[20Cfor my greatest trick...[8m | The quick brown fox… [Beeeep] | Powerلُلُصّبُلُلصّبُررً ॣ ॣh ॣ ॣ冗 | 🏳0🌈️ | జ్ఞ‌ా | گچپژ | {% print ‘x’ * 64 * 1024**3 %} | {{ "".</w:t>
       </w:r>
       <w:r>
         <w:rPr>
@@ -1520,7 +1520,7 @@
     <w:p/>
     <w:p>
       <w:r>
-        <w:t xml:space="preserve">scriptalert(1);/script</w:t>
+        <w:t xml:space="preserve">&lt;script&gt;alert('1');&lt;/script&gt;</w:t>
       </w:r>
     </w:p>
     <w:p/>
@@ -2471,7 +2471,7 @@
     </w:p>
     <w:p>
       <w:r>
-        <w:t xml:space="preserve">&lt;img[a]b][c]src[d]=x[e]onerror=[f]"alert(192)"&gt;</w:t>
+        <w:t xml:space="preserve">&lt;img[a][b][c]src[d]=x[e]onerror=[f]"alert(192)"&gt;</w:t>
       </w:r>
     </w:p>
     <w:p>
@@ -3050,12 +3050,12 @@
     </w:p>
     <w:p>
       <w:r>
-        <w:t xml:space="preserve">Roses are 0;31mred0m, violets are 0;34mblue. Hope you enjoy terminal hue</w:t>
-      </w:r>
-    </w:p>
-    <w:p>
-      <w:r>
-        <w:t xml:space="preserve">But now...20Cfor my greatest trick...8m</w:t>
+        <w:t xml:space="preserve">Roses are [0;31mred[0m, violets are [0;34mblue. Hope you enjoy terminal hue</w:t>
+      </w:r>
+    </w:p>
+    <w:p>
+      <w:r>
+        <w:t xml:space="preserve">But now...[20Cfor my greatest trick...[8m</w:t>
       </w:r>
     </w:p>
     <w:p>

--- a/src/Parchment.Tests/NaughtyStringsTests.DocxFilterMarkdown.verified.docx
+++ b/src/Parchment.Tests/NaughtyStringsTests.DocxFilterMarkdown.verified.docx
@@ -449,18 +449,7 @@
         <w:t xml:space="preserve">subclasses</w:t>
       </w:r>
       <w:r>
-        <w:t xml:space="preserve">()</w:t>
-      </w:r>
-      <w:hyperlink xmlns:r="http://schemas.openxmlformats.org/officeDocument/2006/relationships" r:id="DeterministicId1">
-        <w:r>
-          <w:rPr>
-            <w:rStyle w:val="Hyperlink"/>
-          </w:rPr>
-          <w:t xml:space="preserve">40</w:t>
-        </w:r>
-      </w:hyperlink>
-      <w:r>
-        <w:t xml:space="preserve">.read() }} | En dash – | Em dash — | Horizontal bar ― | Figure dash ‒ | Swung dash ⁓ | Single opening quote ‘ | Single closing quote ’ | Double opening quote “ | Double closing quote ” | Copyright © | Registered ® | Trademark ™ | Section § | Paragraph ¶ | Ellipsis … | Optional hyphen ¬ | Non-breaking hyphen ߛ | Em space ߓ | En space ߒ | Quarter space ߕ</w:t>
+        <w:t xml:space="preserve">()40 ("/etc/passwd").read() }} | En dash – | Em dash — | Horizontal bar ― | Figure dash ‒ | Swung dash ⁓ | Single opening quote ‘ | Single closing quote ’ | Double opening quote “ | Double closing quote ” | Copyright © | Registered ® | Trademark ™ | Section § | Paragraph ¶ | Ellipsis … | Optional hyphen ¬ | Non-breaking hyphen ߛ | Em space ߓ | En space ߒ | Quarter space ߕ</w:t>
       </w:r>
     </w:p>
     <w:p>
@@ -2964,7 +2953,7 @@
       </w:r>
     </w:p>
     <w:p>
-      <w:hyperlink xmlns:r="http://schemas.openxmlformats.org/officeDocument/2006/relationships" r:id="DeterministicId2">
+      <w:hyperlink xmlns:r="http://schemas.openxmlformats.org/officeDocument/2006/relationships" r:id="DeterministicId1">
         <w:r>
           <w:rPr>
             <w:rStyle w:val="Hyperlink"/>
@@ -3117,18 +3106,7 @@
         <w:t xml:space="preserve">subclasses</w:t>
       </w:r>
       <w:r>
-        <w:t xml:space="preserve">()</w:t>
-      </w:r>
-      <w:hyperlink xmlns:r="http://schemas.openxmlformats.org/officeDocument/2006/relationships" r:id="DeterministicId1">
-        <w:r>
-          <w:rPr>
-            <w:rStyle w:val="Hyperlink"/>
-          </w:rPr>
-          <w:t xml:space="preserve">40</w:t>
-        </w:r>
-      </w:hyperlink>
-      <w:r>
-        <w:t xml:space="preserve">.read() }}</w:t>
+        <w:t xml:space="preserve">()40 ("/etc/passwd").read() }}</w:t>
       </w:r>
     </w:p>
     <w:p>

--- a/src/Parchment.Tests/NaughtyStringsTests.DocxFilterMarkdown.verified.docx
+++ b/src/Parchment.Tests/NaughtyStringsTests.DocxFilterMarkdown.verified.docx
@@ -934,7 +934,7 @@
     </w:p>
     <w:p>
       <w:r>
-        <w:t xml:space="preserve">\t \u0085             ​\u2028\u2029</w:t>
+        <w:t xml:space="preserve">\t \u0085             ​\u2028\u2029  　</w:t>
       </w:r>
     </w:p>
     <w:p>
@@ -1545,7 +1545,7 @@
     </w:p>
     <w:p>
       <w:r>
-        <w:t xml:space="preserve">onfocus=JaVaSCript:alert(9) autofocus</w:t>
+        <w:t xml:space="preserve"> onfocus=JaVaSCript:alert(9) autofocus</w:t>
       </w:r>
     </w:p>
     <w:p>
